--- a/downloads/sections/t10-l05-recordings-expire-sources.docx
+++ b/downloads/sections/t10-l05-recordings-expire-sources.docx
@@ -24,7 +24,7 @@
     </w:p>
     <w:p>
       <w:r>
-        <w:t>confirm. Contracts can override the published table. Read the agreement for the domain you are in.. last checked 2026-10.</w:t>
+        <w:t>confirm. Contracts can override the published table. Read the agreement for the domain you are in. last checked 2026-10.</w:t>
       </w:r>
     </w:p>
   </w:body>
